--- a/Warman/Warman Final Report (Theo).docx
+++ b/Warman/Warman Final Report (Theo).docx
@@ -5,10 +5,46 @@
     <w:p>
       <w:pPr>
         <w:pStyle w:val="MyTitle"/>
-        <w:spacing w:line="360" w:lineRule="auto"/>
-      </w:pPr>
-      <w:r>
-        <w:t>Placeholder Title</w:t>
+        <w:jc w:val="center"/>
+        <w:rPr>
+          <w:sz w:val="40"/>
+          <w:szCs w:val="40"/>
+        </w:rPr>
+      </w:pPr>
+      <w:r>
+        <w:rPr>
+          <w:sz w:val="40"/>
+          <w:szCs w:val="40"/>
+        </w:rPr>
+        <w:t xml:space="preserve">Design, Creation and Analysis of the </w:t>
+      </w:r>
+      <w:r>
+        <w:rPr>
+          <w:sz w:val="40"/>
+          <w:szCs w:val="40"/>
+        </w:rPr>
+        <w:t>W01-10-</w:t>
+      </w:r>
+      <w:r>
+        <w:rPr>
+          <w:sz w:val="40"/>
+          <w:szCs w:val="40"/>
+        </w:rPr>
+        <w:t xml:space="preserve">2 </w:t>
+      </w:r>
+      <w:r>
+        <w:rPr>
+          <w:sz w:val="40"/>
+          <w:szCs w:val="40"/>
+        </w:rPr>
+        <w:t xml:space="preserve">Group </w:t>
+      </w:r>
+      <w:r>
+        <w:rPr>
+          <w:sz w:val="40"/>
+          <w:szCs w:val="40"/>
+        </w:rPr>
+        <w:t>Warman Device</w:t>
       </w:r>
     </w:p>
     <w:p>
@@ -23,7 +59,19 @@
         <w:rPr>
           <w:rFonts w:ascii="Times New Roman" w:hAnsi="Times New Roman" w:cs="Times New Roman"/>
         </w:rPr>
-        <w:t>Theo Devos-Vernes (C3479858)</w:t>
+        <w:t>Theo Devos-Vernes (</w:t>
+      </w:r>
+      <w:r>
+        <w:rPr>
+          <w:rFonts w:ascii="Times New Roman" w:hAnsi="Times New Roman" w:cs="Times New Roman"/>
+        </w:rPr>
+        <w:t>c</w:t>
+      </w:r>
+      <w:r>
+        <w:rPr>
+          <w:rFonts w:ascii="Times New Roman" w:hAnsi="Times New Roman" w:cs="Times New Roman"/>
+        </w:rPr>
+        <w:t>3479858)</w:t>
       </w:r>
     </w:p>
     <w:p>
@@ -38,7 +86,7 @@
         <w:rPr>
           <w:rFonts w:ascii="Times New Roman" w:hAnsi="Times New Roman" w:cs="Times New Roman"/>
         </w:rPr>
-        <w:t>MECH2110, Bachelor of Mechanical Engineering</w:t>
+        <w:t>MECH2110</w:t>
       </w:r>
     </w:p>
     <w:p>
@@ -53,7 +101,6 @@
     <w:p>
       <w:pPr>
         <w:pStyle w:val="MySubtitle"/>
-        <w:spacing w:line="360" w:lineRule="auto"/>
       </w:pPr>
       <w:r>
         <w:t>Table of Contents</w:t>
@@ -61,14 +108,14 @@
     </w:p>
     <w:p>
       <w:pPr>
-        <w:pStyle w:val="MyNormal"/>
+        <w:pStyle w:val="MySubsubtitle"/>
       </w:pPr>
       <w:r>
         <w:tab/>
         <w:t>Table of Contents</w:t>
       </w:r>
       <w:r>
-        <w:t>···········································································</w:t>
+        <w:t>··········································································</w:t>
       </w:r>
       <w:r>
         <w:t>i</w:t>
@@ -76,14 +123,14 @@
     </w:p>
     <w:p>
       <w:pPr>
-        <w:pStyle w:val="MyNormal"/>
+        <w:pStyle w:val="MySubsubtitle"/>
       </w:pPr>
       <w:r>
         <w:tab/>
         <w:t>Table of Figures</w:t>
       </w:r>
       <w:r>
-        <w:t>············································································</w:t>
+        <w:t>···········································································</w:t>
       </w:r>
       <w:r>
         <w:t>ii</w:t>
@@ -91,16 +138,14 @@
     </w:p>
     <w:p>
       <w:pPr>
-        <w:pStyle w:val="MyNormal"/>
-        <w:spacing w:line="360" w:lineRule="auto"/>
-        <w:jc w:val="both"/>
+        <w:pStyle w:val="MySubsubtitle"/>
       </w:pPr>
       <w:r>
         <w:tab/>
         <w:t>Introduction</w:t>
       </w:r>
       <w:r>
-        <w:t>·················································································</w:t>
+        <w:t>···············································································</w:t>
       </w:r>
       <w:r>
         <w:t>1</w:t>
@@ -108,16 +153,70 @@
     </w:p>
     <w:p>
       <w:pPr>
-        <w:pStyle w:val="MyNormal"/>
-        <w:spacing w:line="360" w:lineRule="auto"/>
-        <w:jc w:val="both"/>
-      </w:pPr>
+        <w:pStyle w:val="MySubsubtitle"/>
+      </w:pPr>
+      <w:r>
+        <w:tab/>
+      </w:r>
+      <w:r>
+        <w:t>Design Process</w:t>
+      </w:r>
+      <w:r>
+        <w:t>············································································</w:t>
+      </w:r>
+      <w:r>
+        <w:t>x</w:t>
+      </w:r>
+    </w:p>
+    <w:p>
+      <w:pPr>
+        <w:pStyle w:val="MyNormal"/>
+      </w:pPr>
+      <w:r>
+        <w:tab/>
+      </w:r>
+      <w:r>
+        <w:tab/>
+        <w:t>Initial Concept</w:t>
+      </w:r>
+      <w:r>
+        <w:t>····································································</w:t>
+      </w:r>
+      <w:r>
+        <w:t>x</w:t>
+      </w:r>
+    </w:p>
+    <w:p>
+      <w:pPr>
+        <w:pStyle w:val="MyNormal"/>
+      </w:pPr>
+      <w:r>
+        <w:tab/>
+      </w:r>
+      <w:r>
+        <w:tab/>
+        <w:t>Concept Refinement</w:t>
+      </w:r>
+      <w:r>
+        <w:t>······························································</w:t>
+      </w:r>
+      <w:r>
+        <w:t>x</w:t>
+      </w:r>
+    </w:p>
+    <w:p>
+      <w:pPr>
+        <w:pStyle w:val="MyNormal"/>
+      </w:pPr>
+      <w:r>
+        <w:tab/>
+      </w:r>
       <w:r>
         <w:tab/>
         <w:t>Final Solution</w:t>
       </w:r>
       <w:r>
-        <w:t>··············································································</w:t>
+        <w:t>·····································································</w:t>
       </w:r>
       <w:r>
         <w:t>x</w:t>
@@ -125,16 +224,14 @@
     </w:p>
     <w:p>
       <w:pPr>
-        <w:pStyle w:val="MyNormal"/>
-        <w:spacing w:line="360" w:lineRule="auto"/>
-        <w:jc w:val="both"/>
+        <w:pStyle w:val="MySubsubtitle"/>
       </w:pPr>
       <w:r>
         <w:tab/>
         <w:t>Components and Hardware</w:t>
       </w:r>
       <w:r>
-        <w:t>······························································</w:t>
+        <w:t>···························································</w:t>
       </w:r>
       <w:r>
         <w:t xml:space="preserve"> </w:t>
@@ -145,16 +242,14 @@
     </w:p>
     <w:p>
       <w:pPr>
-        <w:pStyle w:val="MyNormal"/>
-        <w:spacing w:line="360" w:lineRule="auto"/>
-        <w:jc w:val="both"/>
+        <w:pStyle w:val="MySubsubtitle"/>
       </w:pPr>
       <w:r>
         <w:tab/>
         <w:t>Manufacturing</w:t>
       </w:r>
       <w:r>
-        <w:t>··············································································</w:t>
+        <w:t>············································································</w:t>
       </w:r>
       <w:r>
         <w:t>x</w:t>
@@ -162,16 +257,14 @@
     </w:p>
     <w:p>
       <w:pPr>
-        <w:pStyle w:val="MyNormal"/>
-        <w:spacing w:line="360" w:lineRule="auto"/>
-        <w:jc w:val="both"/>
+        <w:pStyle w:val="MySubsubtitle"/>
       </w:pPr>
       <w:r>
         <w:tab/>
         <w:t>Risk Management</w:t>
       </w:r>
       <w:r>
-        <w:t>··········································································</w:t>
+        <w:t>········································································</w:t>
       </w:r>
       <w:r>
         <w:t>x</w:t>
@@ -179,16 +272,14 @@
     </w:p>
     <w:p>
       <w:pPr>
-        <w:pStyle w:val="MyNormal"/>
-        <w:spacing w:line="360" w:lineRule="auto"/>
-        <w:jc w:val="both"/>
+        <w:pStyle w:val="MySubsubtitle"/>
       </w:pPr>
       <w:r>
         <w:tab/>
         <w:t>Testing and Evaluation</w:t>
       </w:r>
       <w:r>
-        <w:t>····································································</w:t>
+        <w:t>··································································</w:t>
       </w:r>
       <w:r>
         <w:t>x</w:t>
@@ -196,16 +287,14 @@
     </w:p>
     <w:p>
       <w:pPr>
-        <w:pStyle w:val="MyNormal"/>
-        <w:spacing w:line="360" w:lineRule="auto"/>
-        <w:jc w:val="both"/>
+        <w:pStyle w:val="MySubsubtitle"/>
       </w:pPr>
       <w:r>
         <w:tab/>
         <w:t>Self-Reflection</w:t>
       </w:r>
       <w:r>
-        <w:t>·············································································</w:t>
+        <w:t>············································································</w:t>
       </w:r>
       <w:r>
         <w:t>x</w:t>
@@ -213,16 +302,14 @@
     </w:p>
     <w:p>
       <w:pPr>
-        <w:pStyle w:val="MyNormal"/>
-        <w:spacing w:line="360" w:lineRule="auto"/>
-        <w:jc w:val="both"/>
+        <w:pStyle w:val="MySubsubtitle"/>
       </w:pPr>
       <w:r>
         <w:tab/>
         <w:t>Conclusion</w:t>
       </w:r>
       <w:r>
-        <w:t>··················································································</w:t>
+        <w:t>·················································································</w:t>
       </w:r>
       <w:r>
         <w:t>x</w:t>
@@ -230,6 +317,7 @@
     </w:p>
     <w:p>
       <w:pPr>
+        <w:spacing w:line="360" w:lineRule="auto"/>
         <w:rPr>
           <w:rFonts w:ascii="Times New Roman" w:hAnsi="Times New Roman" w:cs="Times New Roman"/>
           <w:bCs/>
@@ -242,7 +330,6 @@
     <w:p>
       <w:pPr>
         <w:pStyle w:val="MySubtitle"/>
-        <w:spacing w:line="360" w:lineRule="auto"/>
       </w:pPr>
       <w:r>
         <w:lastRenderedPageBreak/>
@@ -252,7 +339,6 @@
     <w:p>
       <w:pPr>
         <w:pStyle w:val="MyNormal"/>
-        <w:spacing w:line="360" w:lineRule="auto"/>
       </w:pPr>
       <w:r>
         <w:tab/>
@@ -268,7 +354,6 @@
     <w:p>
       <w:pPr>
         <w:pStyle w:val="MyNormal"/>
-        <w:spacing w:line="360" w:lineRule="auto"/>
       </w:pPr>
       <w:r>
         <w:tab/>
@@ -284,7 +369,6 @@
     <w:p>
       <w:pPr>
         <w:pStyle w:val="MyNormal"/>
-        <w:spacing w:line="360" w:lineRule="auto"/>
       </w:pPr>
       <w:r>
         <w:tab/>
@@ -300,7 +384,6 @@
     <w:p>
       <w:pPr>
         <w:pStyle w:val="MyNormal"/>
-        <w:spacing w:line="360" w:lineRule="auto"/>
       </w:pPr>
       <w:r>
         <w:tab/>
@@ -316,7 +399,6 @@
     <w:p>
       <w:pPr>
         <w:pStyle w:val="MyNormal"/>
-        <w:spacing w:line="360" w:lineRule="auto"/>
       </w:pPr>
       <w:r>
         <w:tab/>
@@ -332,7 +414,6 @@
     <w:p>
       <w:pPr>
         <w:pStyle w:val="MyNormal"/>
-        <w:spacing w:line="360" w:lineRule="auto"/>
       </w:pPr>
       <w:r>
         <w:tab/>
@@ -348,7 +429,6 @@
     <w:p>
       <w:pPr>
         <w:pStyle w:val="MyNormal"/>
-        <w:spacing w:line="360" w:lineRule="auto"/>
       </w:pPr>
       <w:r>
         <w:tab/>
@@ -364,7 +444,6 @@
     <w:p>
       <w:pPr>
         <w:pStyle w:val="MyNormal"/>
-        <w:spacing w:line="360" w:lineRule="auto"/>
       </w:pPr>
       <w:r>
         <w:tab/>
@@ -380,7 +459,6 @@
     <w:p>
       <w:pPr>
         <w:pStyle w:val="MyNormal"/>
-        <w:spacing w:line="360" w:lineRule="auto"/>
       </w:pPr>
       <w:r>
         <w:tab/>
@@ -396,7 +474,6 @@
     <w:p>
       <w:pPr>
         <w:pStyle w:val="MyNormal"/>
-        <w:spacing w:line="360" w:lineRule="auto"/>
       </w:pPr>
       <w:r>
         <w:tab/>
@@ -412,7 +489,6 @@
     <w:p>
       <w:pPr>
         <w:pStyle w:val="MyNormal"/>
-        <w:spacing w:line="360" w:lineRule="auto"/>
       </w:pPr>
       <w:r>
         <w:tab/>
@@ -456,7 +532,6 @@
     <w:p>
       <w:pPr>
         <w:pStyle w:val="MySubtitle"/>
-        <w:spacing w:line="360" w:lineRule="auto"/>
       </w:pPr>
       <w:r>
         <w:t>Introduction</w:t>
@@ -465,173 +540,50 @@
     <w:p>
       <w:pPr>
         <w:pStyle w:val="MyNormal"/>
-        <w:spacing w:line="360" w:lineRule="auto"/>
-        <w:jc w:val="both"/>
       </w:pPr>
       <w:r>
         <w:tab/>
-        <w:t>The Warman Design and Build Competition is a</w:t>
-      </w:r>
-      <w:r>
-        <w:t xml:space="preserve"> multi-university challenge, designed to teach groups of </w:t>
-      </w:r>
-      <w:r>
-        <w:t>six</w:t>
-      </w:r>
-      <w:r>
-        <w:t xml:space="preserve"> students how to effectively design and build systems, </w:t>
-      </w:r>
-      <w:r>
-        <w:t xml:space="preserve">evaluate </w:t>
-      </w:r>
-      <w:r>
-        <w:t xml:space="preserve">prototypes, project manage and troubleshoot by having them build </w:t>
-      </w:r>
-      <w:r>
-        <w:t>semi-</w:t>
-      </w:r>
-      <w:r>
-        <w:t xml:space="preserve">autonomous </w:t>
-      </w:r>
-      <w:r>
-        <w:t>devices</w:t>
-      </w:r>
-      <w:r>
-        <w:t xml:space="preserve"> to complete a given task. Each year group receives a different challenge, with this year’s challenge</w:t>
-      </w:r>
-      <w:r>
-        <w:t xml:space="preserve"> (see Fig. 1 for overview of course)</w:t>
-      </w:r>
-      <w:r>
-        <w:t xml:space="preserve"> featuring a walled rock collection zone, a large ramp to the </w:t>
-      </w:r>
-      <w:r>
-        <w:t>middle platform</w:t>
-      </w:r>
-      <w:r>
-        <w:t xml:space="preserve"> of a multi-level structure, and a hopper placed on top of the </w:t>
-      </w:r>
-      <w:r>
-        <w:t>upper floor</w:t>
-      </w:r>
-      <w:r>
-        <w:t xml:space="preserve"> of the same structure. Depositing the rocks in the hopper would score maximum points per rock, while placing them on each progressively lower floor would yield less points, with the minimum points per rock (without dropping them) achieved by depositing them on the ground floor of the structure.</w:t>
-      </w:r>
-      <w:r>
-        <w:t xml:space="preserve"> Points would also be awarded for the device disturbing and collecting each of the rocks, finishing in the correct area of the course, and the time taken to complete the course.</w:t>
-      </w:r>
-    </w:p>
-    <w:p>
-      <w:pPr>
-        <w:pStyle w:val="MyNormal"/>
-        <w:spacing w:line="360" w:lineRule="auto"/>
-        <w:jc w:val="both"/>
-      </w:pPr>
-    </w:p>
-    <w:p>
-      <w:pPr>
-        <w:pStyle w:val="MyNormal"/>
-        <w:spacing w:line="360" w:lineRule="auto"/>
-        <w:jc w:val="both"/>
-      </w:pPr>
-      <w:r>
-        <w:tab/>
-        <w:t xml:space="preserve">Our group initially aimed to </w:t>
-      </w:r>
-      <w:r>
-        <w:t xml:space="preserve">place rocks on the </w:t>
-      </w:r>
-      <w:r>
-        <w:t>upper</w:t>
-      </w:r>
-      <w:r>
-        <w:t xml:space="preserve"> </w:t>
-      </w:r>
-      <w:r>
-        <w:t>platform</w:t>
-      </w:r>
-      <w:r>
-        <w:t xml:space="preserve"> of the structure, while ensuring our </w:t>
-      </w:r>
-      <w:r>
-        <w:t>device</w:t>
-      </w:r>
-      <w:r>
-        <w:t xml:space="preserve"> had the capability to deposit in the hopper. We figured this would be possible with relative ease, while keeping our options open for higher marks. The initial concept for transporting the </w:t>
-      </w:r>
-      <w:r>
-        <w:t>device</w:t>
-      </w:r>
-      <w:r>
-        <w:t xml:space="preserve"> was a </w:t>
-      </w:r>
-      <w:r>
-        <w:t xml:space="preserve">simplified </w:t>
-      </w:r>
-      <w:r>
-        <w:t>continuous track</w:t>
-      </w:r>
-      <w:r>
-        <w:t xml:space="preserve"> (see Fig. </w:t>
-      </w:r>
-      <w:r>
-        <w:t>2</w:t>
-      </w:r>
-      <w:r>
-        <w:t>)</w:t>
-      </w:r>
-      <w:r>
-        <w:t xml:space="preserve"> on each side of our </w:t>
-      </w:r>
-      <w:r>
-        <w:t>machine</w:t>
-      </w:r>
-      <w:r>
-        <w:t>, with an excavator-like mechanism</w:t>
-      </w:r>
-      <w:r>
-        <w:t xml:space="preserve"> (see Fig. </w:t>
-      </w:r>
-      <w:r>
-        <w:t>3</w:t>
-      </w:r>
-      <w:r>
-        <w:t>)</w:t>
-      </w:r>
-      <w:r>
-        <w:t xml:space="preserve"> </w:t>
-      </w:r>
-      <w:r>
-        <w:t>attached to a custom-made mud bucket for rock collection</w:t>
-      </w:r>
-      <w:r>
-        <w:t xml:space="preserve">. </w:t>
-      </w:r>
-      <w:r>
-        <w:t xml:space="preserve">All of this would be controlled by </w:t>
-      </w:r>
-      <w:r>
-        <w:t>two</w:t>
-      </w:r>
-      <w:r>
-        <w:t xml:space="preserve"> interlinked Arduino Uno R3s (3 if more signal pins were required). </w:t>
-      </w:r>
-      <w:r>
-        <w:t>Many of the other details were left open at the time to focus on making the crucial mechanisms work first, before expanding our scope for the less important segments of the design.</w:t>
-      </w:r>
-    </w:p>
-    <w:p>
-      <w:pPr>
-        <w:keepNext/>
-        <w:spacing w:line="360" w:lineRule="auto"/>
+      </w:r>
+      <w:r>
+        <w:t>The Warman Design and Build Competition is a multi-university challenge, designed to teach groups of six students how to effectively design and build systems, evaluate prototypes, project manage and troubleshoot by having them build semi-autonomous devices to complete a given task. Each year group receives a different challenge, with this year’s challenge (see Fig. 1 for an overview of the course) featuring a walled rock collection zone, a large ramp leading to the middle platform of a multi-level structure, and a hopper placed on the upper floor of the same structure. Depositing the rocks in the hopper would score maximum points per rock, while placing them on each progressively lower floor would yield fewer points, with the minimum points per rock (without dropping them) achieved by depositing them on the ground floor of the structure. Points would also be awarded for the device disturbing and collecting each rock, finishing in the correct area of the course, and the time taken to complete the course. The device was also required to meet a weight requirement of under 6kg and a volume requirement of at or under 400mm x 400mm x 400mm.</w:t>
+      </w:r>
+    </w:p>
+    <w:p>
+      <w:pPr>
+        <w:pStyle w:val="MyNormal"/>
+      </w:pPr>
+    </w:p>
+    <w:p>
+      <w:pPr>
+        <w:pStyle w:val="MyNormal"/>
+        <w:ind w:firstLine="720"/>
+      </w:pPr>
+      <w:r>
+        <w:t xml:space="preserve">We decided it would be most economical to set our aim as depositing all rocks on the top platform, with three major mechanisms: one for rock collection, one for transport, and one for rock deposit. This scope gave us the option of swapping out any mechanism if we wanted to aim for greater or fewer points. Our transport mechanism was required to be able to climb the curb made by the ramp’s placement, ascend the gradient of the ramp, and have the capacity to rotate around its centre of mass. The mechanism for rock collection had to be able to extend outwards from the device, to maintain the starting volume stated in the rules. The mechanism had to be able to extend to 360mm or greater to be able to collect all rocks, regardless of position within the collection zone. The rock deposit mechanism had to have the capabilities to extend upwards and slightly out of the device to be able to reach the extra height above the ramp to the upper platform, and deposit the rocks, while interfacing with the rock collection mechanism to ease the transfer of rocks from one mechanism to the other (i.e. a funnel system). We decided </w:t>
+      </w:r>
+      <w:r>
+        <w:lastRenderedPageBreak/>
+        <w:t>against aiming for the hopper as the mechanisms required to deposit in an area as small and positionally high seemed too complex, given the time frame for this project.</w:t>
+      </w:r>
+    </w:p>
+    <w:p>
+      <w:pPr>
+        <w:pStyle w:val="MyNormal"/>
+      </w:pPr>
+    </w:p>
+    <w:p>
+      <w:pPr>
+        <w:pStyle w:val="MyNormal"/>
         <w:jc w:val="center"/>
       </w:pPr>
       <w:r>
-        <w:lastRenderedPageBreak/>
+        <w:rPr>
+          <w:noProof/>
+        </w:rPr>
         <w:drawing>
-          <wp:inline distT="0" distB="0" distL="0" distR="0" wp14:anchorId="61D1A5C7" wp14:editId="19443C86">
-            <wp:extent cx="3333048" cy="1552469"/>
-            <wp:effectExtent l="0" t="0" r="1270" b="0"/>
+          <wp:inline distT="0" distB="0" distL="0" distR="0" wp14:anchorId="61D1A5C7" wp14:editId="704CA39E">
+            <wp:extent cx="4598879" cy="2142067"/>
+            <wp:effectExtent l="0" t="0" r="0" b="4445"/>
             <wp:docPr id="432682761" name="Picture 1"/>
             <wp:cNvGraphicFramePr>
               <a:graphicFrameLocks xmlns:a="http://schemas.openxmlformats.org/drawingml/2006/main" noChangeAspect="1"/>
@@ -652,7 +604,7 @@
                   <pic:spPr>
                     <a:xfrm>
                       <a:off x="0" y="0"/>
-                      <a:ext cx="3360173" cy="1565103"/>
+                      <a:ext cx="4724264" cy="2200469"/>
                     </a:xfrm>
                     <a:prstGeom prst="rect">
                       <a:avLst/>
@@ -668,123 +620,332 @@
     <w:p>
       <w:pPr>
         <w:pStyle w:val="Caption"/>
-        <w:jc w:val="center"/>
-        <w:rPr>
-          <w:rFonts w:ascii="Times New Roman" w:hAnsi="Times New Roman" w:cs="Times New Roman"/>
-          <w:i w:val="0"/>
-          <w:iCs w:val="0"/>
-          <w:color w:val="auto"/>
-          <w:sz w:val="20"/>
-          <w:szCs w:val="20"/>
-        </w:rPr>
-      </w:pPr>
-      <w:r>
-        <w:rPr>
-          <w:rFonts w:ascii="Times New Roman" w:hAnsi="Times New Roman" w:cs="Times New Roman"/>
-          <w:i w:val="0"/>
-          <w:iCs w:val="0"/>
-          <w:color w:val="auto"/>
-          <w:sz w:val="20"/>
-          <w:szCs w:val="20"/>
-        </w:rPr>
-        <w:t xml:space="preserve">Figure </w:t>
-      </w:r>
-      <w:r>
-        <w:rPr>
-          <w:rFonts w:ascii="Times New Roman" w:hAnsi="Times New Roman" w:cs="Times New Roman"/>
-          <w:i w:val="0"/>
-          <w:iCs w:val="0"/>
-          <w:color w:val="auto"/>
-          <w:sz w:val="20"/>
-          <w:szCs w:val="20"/>
-        </w:rPr>
-        <w:fldChar w:fldCharType="begin"/>
-      </w:r>
-      <w:r>
-        <w:rPr>
-          <w:rFonts w:ascii="Times New Roman" w:hAnsi="Times New Roman" w:cs="Times New Roman"/>
-          <w:i w:val="0"/>
-          <w:iCs w:val="0"/>
-          <w:color w:val="auto"/>
-          <w:sz w:val="20"/>
-          <w:szCs w:val="20"/>
-        </w:rPr>
-        <w:instrText xml:space="preserve"> SEQ Figure \* ARABIC </w:instrText>
-      </w:r>
-      <w:r>
-        <w:rPr>
-          <w:rFonts w:ascii="Times New Roman" w:hAnsi="Times New Roman" w:cs="Times New Roman"/>
-          <w:i w:val="0"/>
-          <w:iCs w:val="0"/>
-          <w:color w:val="auto"/>
-          <w:sz w:val="20"/>
-          <w:szCs w:val="20"/>
-        </w:rPr>
-        <w:fldChar w:fldCharType="separate"/>
-      </w:r>
-      <w:r>
-        <w:rPr>
-          <w:rFonts w:ascii="Times New Roman" w:hAnsi="Times New Roman" w:cs="Times New Roman"/>
-          <w:i w:val="0"/>
-          <w:iCs w:val="0"/>
-          <w:noProof/>
-          <w:color w:val="auto"/>
-          <w:sz w:val="20"/>
-          <w:szCs w:val="20"/>
-        </w:rPr>
-        <w:t>1</w:t>
-      </w:r>
-      <w:r>
-        <w:rPr>
-          <w:rFonts w:ascii="Times New Roman" w:hAnsi="Times New Roman" w:cs="Times New Roman"/>
-          <w:i w:val="0"/>
-          <w:iCs w:val="0"/>
-          <w:color w:val="auto"/>
-          <w:sz w:val="20"/>
-          <w:szCs w:val="20"/>
-        </w:rPr>
-        <w:fldChar w:fldCharType="end"/>
-      </w:r>
-      <w:r>
-        <w:rPr>
-          <w:rFonts w:ascii="Times New Roman" w:hAnsi="Times New Roman" w:cs="Times New Roman"/>
-          <w:i w:val="0"/>
-          <w:iCs w:val="0"/>
-          <w:color w:val="auto"/>
-          <w:sz w:val="20"/>
-          <w:szCs w:val="20"/>
-        </w:rPr>
-        <w:t>. Schematic view of the 2026 Competition Track showing the track base plane, ramp, platforms, deposit zone, hopper, and end zone.</w:t>
-      </w:r>
-      <w:r>
-        <w:rPr>
-          <w:rFonts w:ascii="Times New Roman" w:hAnsi="Times New Roman" w:cs="Times New Roman"/>
-          <w:i w:val="0"/>
-          <w:iCs w:val="0"/>
-          <w:color w:val="auto"/>
-          <w:sz w:val="20"/>
-          <w:szCs w:val="20"/>
-        </w:rPr>
-        <w:t xml:space="preserve"> [1]</w:t>
-      </w:r>
-    </w:p>
-    <w:p>
-      <w:pPr>
-        <w:spacing w:line="360" w:lineRule="auto"/>
-      </w:pPr>
-    </w:p>
-    <w:p>
-      <w:pPr>
-        <w:keepNext/>
         <w:spacing w:line="360" w:lineRule="auto"/>
         <w:jc w:val="center"/>
-      </w:pPr>
-      <w:r>
-        <w:rPr>
+        <w:rPr>
+          <w:rFonts w:ascii="Times New Roman" w:hAnsi="Times New Roman" w:cs="Times New Roman"/>
+          <w:i w:val="0"/>
+          <w:iCs w:val="0"/>
+          <w:color w:val="auto"/>
+          <w:sz w:val="20"/>
+          <w:szCs w:val="20"/>
+        </w:rPr>
+      </w:pPr>
+      <w:r>
+        <w:rPr>
+          <w:rFonts w:ascii="Times New Roman" w:hAnsi="Times New Roman" w:cs="Times New Roman"/>
+          <w:i w:val="0"/>
+          <w:iCs w:val="0"/>
+          <w:color w:val="auto"/>
+          <w:sz w:val="20"/>
+          <w:szCs w:val="20"/>
+        </w:rPr>
+        <w:t xml:space="preserve">Figure </w:t>
+      </w:r>
+      <w:r>
+        <w:rPr>
+          <w:rFonts w:ascii="Times New Roman" w:hAnsi="Times New Roman" w:cs="Times New Roman"/>
+          <w:i w:val="0"/>
+          <w:iCs w:val="0"/>
+          <w:color w:val="auto"/>
+          <w:sz w:val="20"/>
+          <w:szCs w:val="20"/>
+        </w:rPr>
+        <w:fldChar w:fldCharType="begin"/>
+      </w:r>
+      <w:r>
+        <w:rPr>
+          <w:rFonts w:ascii="Times New Roman" w:hAnsi="Times New Roman" w:cs="Times New Roman"/>
+          <w:i w:val="0"/>
+          <w:iCs w:val="0"/>
+          <w:color w:val="auto"/>
+          <w:sz w:val="20"/>
+          <w:szCs w:val="20"/>
+        </w:rPr>
+        <w:instrText xml:space="preserve"> SEQ Figure \* ARABIC </w:instrText>
+      </w:r>
+      <w:r>
+        <w:rPr>
+          <w:rFonts w:ascii="Times New Roman" w:hAnsi="Times New Roman" w:cs="Times New Roman"/>
+          <w:i w:val="0"/>
+          <w:iCs w:val="0"/>
+          <w:color w:val="auto"/>
+          <w:sz w:val="20"/>
+          <w:szCs w:val="20"/>
+        </w:rPr>
+        <w:fldChar w:fldCharType="separate"/>
+      </w:r>
+      <w:r>
+        <w:rPr>
+          <w:rFonts w:ascii="Times New Roman" w:hAnsi="Times New Roman" w:cs="Times New Roman"/>
+          <w:i w:val="0"/>
+          <w:iCs w:val="0"/>
           <w:noProof/>
+          <w:color w:val="auto"/>
+          <w:sz w:val="20"/>
+          <w:szCs w:val="20"/>
+        </w:rPr>
+        <w:t>1</w:t>
+      </w:r>
+      <w:r>
+        <w:rPr>
+          <w:rFonts w:ascii="Times New Roman" w:hAnsi="Times New Roman" w:cs="Times New Roman"/>
+          <w:i w:val="0"/>
+          <w:iCs w:val="0"/>
+          <w:color w:val="auto"/>
+          <w:sz w:val="20"/>
+          <w:szCs w:val="20"/>
+        </w:rPr>
+        <w:fldChar w:fldCharType="end"/>
+      </w:r>
+      <w:r>
+        <w:rPr>
+          <w:rFonts w:ascii="Times New Roman" w:hAnsi="Times New Roman" w:cs="Times New Roman"/>
+          <w:i w:val="0"/>
+          <w:iCs w:val="0"/>
+          <w:color w:val="auto"/>
+          <w:sz w:val="20"/>
+          <w:szCs w:val="20"/>
+        </w:rPr>
+        <w:t>. Schematic view of the 2026 Competition Track showing the track base plane, ramp, platforms, deposit zone, hopper, and end zone.</w:t>
+      </w:r>
+      <w:r>
+        <w:rPr>
+          <w:rFonts w:ascii="Times New Roman" w:hAnsi="Times New Roman" w:cs="Times New Roman"/>
+          <w:i w:val="0"/>
+          <w:iCs w:val="0"/>
+          <w:color w:val="auto"/>
+          <w:sz w:val="20"/>
+          <w:szCs w:val="20"/>
+        </w:rPr>
+        <w:t xml:space="preserve"> </w:t>
+      </w:r>
+      <w:r>
+        <w:rPr>
+          <w:rFonts w:ascii="Times New Roman" w:hAnsi="Times New Roman" w:cs="Times New Roman"/>
+          <w:i w:val="0"/>
+          <w:iCs w:val="0"/>
+          <w:color w:val="auto"/>
+          <w:sz w:val="20"/>
+          <w:szCs w:val="20"/>
+        </w:rPr>
+        <w:t xml:space="preserve">Schematic obtained from </w:t>
+      </w:r>
+      <w:r>
+        <w:rPr>
+          <w:rFonts w:ascii="Times New Roman" w:hAnsi="Times New Roman" w:cs="Times New Roman"/>
+          <w:i w:val="0"/>
+          <w:iCs w:val="0"/>
+          <w:color w:val="auto"/>
+          <w:sz w:val="20"/>
+          <w:szCs w:val="20"/>
+        </w:rPr>
+        <w:t>[1]</w:t>
+      </w:r>
+    </w:p>
+    <w:p>
+      <w:pPr>
+        <w:spacing w:line="360" w:lineRule="auto"/>
+        <w:rPr>
+          <w:rFonts w:ascii="Times New Roman" w:hAnsi="Times New Roman" w:cs="Times New Roman"/>
+          <w:b/>
+          <w:bCs/>
+        </w:rPr>
+      </w:pPr>
+      <w:r>
+        <w:br w:type="page"/>
+      </w:r>
+    </w:p>
+    <w:p>
+      <w:pPr>
+        <w:pStyle w:val="MySubtitle"/>
+      </w:pPr>
+      <w:r>
+        <w:lastRenderedPageBreak/>
+        <w:t>Design Process</w:t>
+      </w:r>
+    </w:p>
+    <w:p>
+      <w:pPr>
+        <w:pStyle w:val="MySubsubtitle"/>
+      </w:pPr>
+      <w:r>
+        <w:t>Initial Concept</w:t>
+      </w:r>
+    </w:p>
+    <w:p>
+      <w:pPr>
+        <w:pStyle w:val="MyNormal"/>
+        <w:ind w:firstLine="720"/>
+      </w:pPr>
+      <w:r>
+        <w:t>The initial concept of the device was intentionally loose and was based mostly on intuition rather than research. This would allow us to base our design on our own personal strengths, rather than trying to box ourselves in to a more theoretically perfect concept. A preliminary concept for each of the major mechanisms will be detailed as follows:</w:t>
+      </w:r>
+    </w:p>
+    <w:p>
+      <w:pPr>
+        <w:pStyle w:val="MyNormal"/>
+        <w:ind w:firstLine="720"/>
+      </w:pPr>
+    </w:p>
+    <w:p>
+      <w:pPr>
+        <w:pStyle w:val="MyNormal"/>
+        <w:ind w:firstLine="720"/>
+      </w:pPr>
+      <w:r>
+        <w:t xml:space="preserve">The rock collection mechanism was debated amongst the group, since it would need to be custom designed. It was decided that the mechanism would feature an excavator-inspired “boom and </w:t>
+      </w:r>
+      <w:r>
+        <w:t>stick</w:t>
+      </w:r>
+      <w:r>
+        <w:t xml:space="preserve">” system (see Fig. 3) on a rotating base, with servo motors replacing the hydraulic components of the system. This would allow the mechanism to “fold” in on itself to meet the starting volume restriction and </w:t>
+      </w:r>
+      <w:r>
+        <w:t xml:space="preserve">to stretch outwards by the scoped 360mm simultaneously. To the end of the </w:t>
+      </w:r>
+      <w:r>
+        <w:t>stick</w:t>
+      </w:r>
+      <w:r>
+        <w:t xml:space="preserve"> could be fitted any attachment we </w:t>
+      </w:r>
+      <w:r>
+        <w:t>required</w:t>
+      </w:r>
+      <w:r>
+        <w:t xml:space="preserve">, which would initially be a mud-bucket widened to width of the collection zone (pictured in Fig. 1) minus a margin of error we had yet to determine. </w:t>
+      </w:r>
+      <w:r>
+        <w:t>This would all be designed in a CAD program (CREO Parametric 12) and 3D printed out of a material to be chosen based on testing.</w:t>
+      </w:r>
+    </w:p>
+    <w:p>
+      <w:pPr>
+        <w:pStyle w:val="MyNormal"/>
+        <w:ind w:firstLine="720"/>
+      </w:pPr>
+    </w:p>
+    <w:p>
+      <w:pPr>
+        <w:pStyle w:val="MyNormal"/>
+        <w:ind w:firstLine="720"/>
+      </w:pPr>
+      <w:r>
+        <w:t xml:space="preserve">For the transportation mechanism, given the scope and constraints listed in the introduction, we had two prevailing ideas: one continuous track on each side of the device (such as those found on all-terrain construction and military vehicles) </w:t>
+      </w:r>
+      <w:r>
+        <w:t>or</w:t>
+      </w:r>
+      <w:r>
+        <w:t xml:space="preserve"> </w:t>
+      </w:r>
+      <w:r>
+        <w:t xml:space="preserve">four </w:t>
+      </w:r>
+      <w:r>
+        <w:t>omnidirectional wheels</w:t>
+      </w:r>
+      <w:r>
+        <w:t xml:space="preserve"> (</w:t>
+      </w:r>
+      <w:r>
+        <w:t>popular in small</w:t>
+      </w:r>
+      <w:r>
+        <w:t>-</w:t>
+      </w:r>
+      <w:r>
+        <w:t>scale hobby devices</w:t>
+      </w:r>
+      <w:r>
+        <w:t xml:space="preserve">), one placed on each side of the vehicle to allow control in all directions. Continuous tracks can negotiate rough terrain and have the most surface area (and therefor, grip) of the two options. Tracks are, however, rather expensive to purchase; or very time consuming to design and manufacture the parts </w:t>
+      </w:r>
+      <w:r>
+        <w:t>for</w:t>
+      </w:r>
+      <w:r>
+        <w:t>. Omnidirectional wheels excel in being easy to control, since each wheel can be controlled individually. However, available ones on the market within our price range lack enough grip to reliably make it up the ramp without modification.</w:t>
+      </w:r>
+      <w:r>
+        <w:t xml:space="preserve"> </w:t>
+      </w:r>
+      <w:r>
+        <w:t xml:space="preserve">The final verdict would be a set of continuous tracks, with two driven wheels and two </w:t>
+      </w:r>
+      <w:r>
+        <w:lastRenderedPageBreak/>
+        <w:t>idle wheels per side</w:t>
+      </w:r>
+      <w:r>
+        <w:t xml:space="preserve"> (see Fig. 2), with the manufacturing method remaining up to the discretion of the group member tasked with creating </w:t>
+      </w:r>
+      <w:r>
+        <w:t>it, detailed in the next section.</w:t>
+      </w:r>
+    </w:p>
+    <w:p>
+      <w:pPr>
+        <w:pStyle w:val="MyNormal"/>
+        <w:ind w:firstLine="720"/>
+      </w:pPr>
+    </w:p>
+    <w:p>
+      <w:pPr>
+        <w:pStyle w:val="MyNormal"/>
+        <w:ind w:firstLine="720"/>
+      </w:pPr>
+      <w:r>
+        <w:t xml:space="preserve">The </w:t>
+      </w:r>
+      <w:r>
+        <w:t xml:space="preserve">rock deposit mechanism was the most difficult to conceptualise, since a small mechanism that could complete the prior-scoped task would not be easy to design. A conveyor system that could pivot upwards was the best idea we could articulate. This had the capacity to cause </w:t>
+      </w:r>
+      <w:r>
+        <w:t>some</w:t>
+      </w:r>
+      <w:r>
+        <w:t xml:space="preserve"> issues however, such as how to keep the rocks from rolling in place on the conveyor. These issues would need to be addressed by the group member assigned with creating the mechanism.</w:t>
+      </w:r>
+    </w:p>
+    <w:p>
+      <w:pPr>
+        <w:pStyle w:val="MyNormal"/>
+        <w:ind w:firstLine="720"/>
+      </w:pPr>
+    </w:p>
+    <w:p>
+      <w:pPr>
+        <w:pStyle w:val="MyNormal"/>
+        <w:ind w:firstLine="720"/>
+      </w:pPr>
+      <w:r>
+        <w:t xml:space="preserve">The initial plan to control this device would be to use any component-specific drivers or controllers (i.e. L298N Motor Driver) connected to one of two UNO R3 microcontrollers, which would then be connected to each other to work as one board with a satisfactory number of pins. We intended every component bought to be running on either 5V or 12V </w:t>
+      </w:r>
+      <w:r>
+        <w:t>power and planned to use a 2S lithium battery (common in RC vehicles), which outputs 7.4V and a remarkable 30A of current. This would need to be split and stepped up and down to the required 5V and 12V respectively.</w:t>
+      </w:r>
+    </w:p>
+    <w:p>
+      <w:pPr>
+        <w:pStyle w:val="MyNormal"/>
+      </w:pPr>
+    </w:p>
+    <w:p>
+      <w:pPr>
+        <w:pStyle w:val="MyNormal"/>
+        <w:jc w:val="center"/>
+        <w:rPr>
+          <w:noProof/>
+        </w:rPr>
+      </w:pPr>
+      <w:r>
+        <w:rPr>
+          <w:noProof/>
         </w:rPr>
         <w:drawing>
-          <wp:inline distT="0" distB="0" distL="0" distR="0" wp14:anchorId="7FFC27F2" wp14:editId="6CDC4FE2">
+          <wp:inline distT="0" distB="0" distL="0" distR="0" wp14:anchorId="697226A8" wp14:editId="5B41EF8B">
             <wp:extent cx="3016537" cy="792480"/>
             <wp:effectExtent l="0" t="0" r="0" b="7620"/>
             <wp:docPr id="980490153" name="Picture 1"/>
@@ -836,167 +997,212 @@
     <w:p>
       <w:pPr>
         <w:pStyle w:val="Caption"/>
-        <w:jc w:val="center"/>
-        <w:rPr>
-          <w:rFonts w:ascii="Times New Roman" w:hAnsi="Times New Roman" w:cs="Times New Roman"/>
-          <w:i w:val="0"/>
-          <w:iCs w:val="0"/>
-          <w:color w:val="auto"/>
-          <w:sz w:val="20"/>
-          <w:szCs w:val="20"/>
-        </w:rPr>
-      </w:pPr>
-      <w:r>
-        <w:rPr>
-          <w:rFonts w:ascii="Times New Roman" w:hAnsi="Times New Roman" w:cs="Times New Roman"/>
-          <w:i w:val="0"/>
-          <w:iCs w:val="0"/>
-          <w:color w:val="auto"/>
-          <w:sz w:val="20"/>
-          <w:szCs w:val="20"/>
-        </w:rPr>
-        <w:t xml:space="preserve">Figure </w:t>
-      </w:r>
-      <w:r>
-        <w:rPr>
-          <w:rFonts w:ascii="Times New Roman" w:hAnsi="Times New Roman" w:cs="Times New Roman"/>
-          <w:i w:val="0"/>
-          <w:iCs w:val="0"/>
-          <w:color w:val="auto"/>
-          <w:sz w:val="20"/>
-          <w:szCs w:val="20"/>
-        </w:rPr>
-        <w:fldChar w:fldCharType="begin"/>
-      </w:r>
-      <w:r>
-        <w:rPr>
-          <w:rFonts w:ascii="Times New Roman" w:hAnsi="Times New Roman" w:cs="Times New Roman"/>
-          <w:i w:val="0"/>
-          <w:iCs w:val="0"/>
-          <w:color w:val="auto"/>
-          <w:sz w:val="20"/>
-          <w:szCs w:val="20"/>
-        </w:rPr>
-        <w:instrText xml:space="preserve"> SEQ Figure \* ARABIC </w:instrText>
-      </w:r>
-      <w:r>
-        <w:rPr>
-          <w:rFonts w:ascii="Times New Roman" w:hAnsi="Times New Roman" w:cs="Times New Roman"/>
-          <w:i w:val="0"/>
-          <w:iCs w:val="0"/>
-          <w:color w:val="auto"/>
-          <w:sz w:val="20"/>
-          <w:szCs w:val="20"/>
-        </w:rPr>
-        <w:fldChar w:fldCharType="separate"/>
-      </w:r>
-      <w:r>
-        <w:rPr>
-          <w:rFonts w:ascii="Times New Roman" w:hAnsi="Times New Roman" w:cs="Times New Roman"/>
-          <w:i w:val="0"/>
-          <w:iCs w:val="0"/>
-          <w:noProof/>
-          <w:color w:val="auto"/>
-          <w:sz w:val="20"/>
-          <w:szCs w:val="20"/>
-        </w:rPr>
-        <w:t>2</w:t>
-      </w:r>
-      <w:r>
-        <w:rPr>
-          <w:rFonts w:ascii="Times New Roman" w:hAnsi="Times New Roman" w:cs="Times New Roman"/>
-          <w:i w:val="0"/>
-          <w:iCs w:val="0"/>
-          <w:color w:val="auto"/>
-          <w:sz w:val="20"/>
-          <w:szCs w:val="20"/>
-        </w:rPr>
-        <w:fldChar w:fldCharType="end"/>
-      </w:r>
-      <w:r>
-        <w:rPr>
-          <w:rFonts w:ascii="Times New Roman" w:hAnsi="Times New Roman" w:cs="Times New Roman"/>
-          <w:i w:val="0"/>
-          <w:iCs w:val="0"/>
-          <w:color w:val="auto"/>
-          <w:sz w:val="20"/>
-          <w:szCs w:val="20"/>
-        </w:rPr>
-        <w:t xml:space="preserve">. A simplified continuous track with </w:t>
-      </w:r>
-      <w:r>
-        <w:rPr>
-          <w:rFonts w:ascii="Times New Roman" w:hAnsi="Times New Roman" w:cs="Times New Roman"/>
-          <w:i w:val="0"/>
-          <w:iCs w:val="0"/>
-          <w:color w:val="auto"/>
-          <w:sz w:val="20"/>
-          <w:szCs w:val="20"/>
-        </w:rPr>
-        <w:t>two</w:t>
-      </w:r>
-      <w:r>
-        <w:rPr>
-          <w:rFonts w:ascii="Times New Roman" w:hAnsi="Times New Roman" w:cs="Times New Roman"/>
-          <w:i w:val="0"/>
-          <w:iCs w:val="0"/>
-          <w:color w:val="auto"/>
-          <w:sz w:val="20"/>
-          <w:szCs w:val="20"/>
-        </w:rPr>
-        <w:t xml:space="preserve"> drive wheels and </w:t>
-      </w:r>
-      <w:r>
-        <w:rPr>
-          <w:rFonts w:ascii="Times New Roman" w:hAnsi="Times New Roman" w:cs="Times New Roman"/>
-          <w:i w:val="0"/>
-          <w:iCs w:val="0"/>
-          <w:color w:val="auto"/>
-          <w:sz w:val="20"/>
-          <w:szCs w:val="20"/>
-        </w:rPr>
-        <w:t>two</w:t>
-      </w:r>
-      <w:r>
-        <w:rPr>
-          <w:rFonts w:ascii="Times New Roman" w:hAnsi="Times New Roman" w:cs="Times New Roman"/>
-          <w:i w:val="0"/>
-          <w:iCs w:val="0"/>
-          <w:color w:val="auto"/>
-          <w:sz w:val="20"/>
-          <w:szCs w:val="20"/>
-        </w:rPr>
-        <w:t xml:space="preserve"> idler wheels</w:t>
-      </w:r>
-      <w:r>
-        <w:rPr>
-          <w:rFonts w:ascii="Times New Roman" w:hAnsi="Times New Roman" w:cs="Times New Roman"/>
-          <w:i w:val="0"/>
-          <w:iCs w:val="0"/>
-          <w:color w:val="auto"/>
-          <w:sz w:val="20"/>
-          <w:szCs w:val="20"/>
-        </w:rPr>
-        <w:t>. [2]</w:t>
-      </w:r>
-    </w:p>
-    <w:p>
-      <w:pPr>
-        <w:spacing w:line="360" w:lineRule="auto"/>
-      </w:pPr>
-    </w:p>
-    <w:p>
-      <w:pPr>
-        <w:keepNext/>
         <w:spacing w:line="360" w:lineRule="auto"/>
         <w:jc w:val="center"/>
-      </w:pPr>
-      <w:r>
-        <w:rPr>
+        <w:rPr>
+          <w:rFonts w:ascii="Times New Roman" w:hAnsi="Times New Roman" w:cs="Times New Roman"/>
+          <w:i w:val="0"/>
+          <w:iCs w:val="0"/>
+          <w:color w:val="auto"/>
+          <w:sz w:val="20"/>
+          <w:szCs w:val="20"/>
+        </w:rPr>
+      </w:pPr>
+      <w:r>
+        <w:rPr>
+          <w:rFonts w:ascii="Times New Roman" w:hAnsi="Times New Roman" w:cs="Times New Roman"/>
+          <w:i w:val="0"/>
+          <w:iCs w:val="0"/>
+          <w:color w:val="auto"/>
+          <w:sz w:val="20"/>
+          <w:szCs w:val="20"/>
+        </w:rPr>
+        <w:t xml:space="preserve">Figure </w:t>
+      </w:r>
+      <w:r>
+        <w:rPr>
+          <w:rFonts w:ascii="Times New Roman" w:hAnsi="Times New Roman" w:cs="Times New Roman"/>
+          <w:i w:val="0"/>
+          <w:iCs w:val="0"/>
+          <w:color w:val="auto"/>
+          <w:sz w:val="20"/>
+          <w:szCs w:val="20"/>
+        </w:rPr>
+        <w:fldChar w:fldCharType="begin"/>
+      </w:r>
+      <w:r>
+        <w:rPr>
+          <w:rFonts w:ascii="Times New Roman" w:hAnsi="Times New Roman" w:cs="Times New Roman"/>
+          <w:i w:val="0"/>
+          <w:iCs w:val="0"/>
+          <w:color w:val="auto"/>
+          <w:sz w:val="20"/>
+          <w:szCs w:val="20"/>
+        </w:rPr>
+        <w:instrText xml:space="preserve"> SEQ Figure \* ARABIC </w:instrText>
+      </w:r>
+      <w:r>
+        <w:rPr>
+          <w:rFonts w:ascii="Times New Roman" w:hAnsi="Times New Roman" w:cs="Times New Roman"/>
+          <w:i w:val="0"/>
+          <w:iCs w:val="0"/>
+          <w:color w:val="auto"/>
+          <w:sz w:val="20"/>
+          <w:szCs w:val="20"/>
+        </w:rPr>
+        <w:fldChar w:fldCharType="separate"/>
+      </w:r>
+      <w:r>
+        <w:rPr>
+          <w:rFonts w:ascii="Times New Roman" w:hAnsi="Times New Roman" w:cs="Times New Roman"/>
+          <w:i w:val="0"/>
+          <w:iCs w:val="0"/>
           <w:noProof/>
-        </w:rPr>
+          <w:color w:val="auto"/>
+          <w:sz w:val="20"/>
+          <w:szCs w:val="20"/>
+        </w:rPr>
+        <w:t>2</w:t>
+      </w:r>
+      <w:r>
+        <w:rPr>
+          <w:rFonts w:ascii="Times New Roman" w:hAnsi="Times New Roman" w:cs="Times New Roman"/>
+          <w:i w:val="0"/>
+          <w:iCs w:val="0"/>
+          <w:color w:val="auto"/>
+          <w:sz w:val="20"/>
+          <w:szCs w:val="20"/>
+        </w:rPr>
+        <w:fldChar w:fldCharType="end"/>
+      </w:r>
+      <w:r>
+        <w:rPr>
+          <w:rFonts w:ascii="Times New Roman" w:hAnsi="Times New Roman" w:cs="Times New Roman"/>
+          <w:i w:val="0"/>
+          <w:iCs w:val="0"/>
+          <w:color w:val="auto"/>
+          <w:sz w:val="20"/>
+          <w:szCs w:val="20"/>
+        </w:rPr>
+        <w:t xml:space="preserve">. A simplified continuous track </w:t>
+      </w:r>
+      <w:r>
+        <w:rPr>
+          <w:rFonts w:ascii="Times New Roman" w:hAnsi="Times New Roman" w:cs="Times New Roman"/>
+          <w:i w:val="0"/>
+          <w:iCs w:val="0"/>
+          <w:color w:val="auto"/>
+          <w:sz w:val="20"/>
+          <w:szCs w:val="20"/>
+        </w:rPr>
+        <w:t xml:space="preserve">diagram </w:t>
+      </w:r>
+      <w:r>
+        <w:rPr>
+          <w:rFonts w:ascii="Times New Roman" w:hAnsi="Times New Roman" w:cs="Times New Roman"/>
+          <w:i w:val="0"/>
+          <w:iCs w:val="0"/>
+          <w:color w:val="auto"/>
+          <w:sz w:val="20"/>
+          <w:szCs w:val="20"/>
+        </w:rPr>
+        <w:t xml:space="preserve">with </w:t>
+      </w:r>
+      <w:r>
+        <w:rPr>
+          <w:rFonts w:ascii="Times New Roman" w:hAnsi="Times New Roman" w:cs="Times New Roman"/>
+          <w:i w:val="0"/>
+          <w:iCs w:val="0"/>
+          <w:color w:val="auto"/>
+          <w:sz w:val="20"/>
+          <w:szCs w:val="20"/>
+        </w:rPr>
+        <w:t>two</w:t>
+      </w:r>
+      <w:r>
+        <w:rPr>
+          <w:rFonts w:ascii="Times New Roman" w:hAnsi="Times New Roman" w:cs="Times New Roman"/>
+          <w:i w:val="0"/>
+          <w:iCs w:val="0"/>
+          <w:color w:val="auto"/>
+          <w:sz w:val="20"/>
+          <w:szCs w:val="20"/>
+        </w:rPr>
+        <w:t xml:space="preserve"> drive wheels and </w:t>
+      </w:r>
+      <w:r>
+        <w:rPr>
+          <w:rFonts w:ascii="Times New Roman" w:hAnsi="Times New Roman" w:cs="Times New Roman"/>
+          <w:i w:val="0"/>
+          <w:iCs w:val="0"/>
+          <w:color w:val="auto"/>
+          <w:sz w:val="20"/>
+          <w:szCs w:val="20"/>
+        </w:rPr>
+        <w:t>two</w:t>
+      </w:r>
+      <w:r>
+        <w:rPr>
+          <w:rFonts w:ascii="Times New Roman" w:hAnsi="Times New Roman" w:cs="Times New Roman"/>
+          <w:i w:val="0"/>
+          <w:iCs w:val="0"/>
+          <w:color w:val="auto"/>
+          <w:sz w:val="20"/>
+          <w:szCs w:val="20"/>
+        </w:rPr>
+        <w:t xml:space="preserve"> idle wheels</w:t>
+      </w:r>
+      <w:r>
+        <w:rPr>
+          <w:rFonts w:ascii="Times New Roman" w:hAnsi="Times New Roman" w:cs="Times New Roman"/>
+          <w:i w:val="0"/>
+          <w:iCs w:val="0"/>
+          <w:color w:val="auto"/>
+          <w:sz w:val="20"/>
+          <w:szCs w:val="20"/>
+        </w:rPr>
+        <w:t>.</w:t>
+      </w:r>
+      <w:r>
+        <w:rPr>
+          <w:rFonts w:ascii="Times New Roman" w:hAnsi="Times New Roman" w:cs="Times New Roman"/>
+          <w:i w:val="0"/>
+          <w:iCs w:val="0"/>
+          <w:color w:val="auto"/>
+          <w:sz w:val="20"/>
+          <w:szCs w:val="20"/>
+        </w:rPr>
+        <w:t xml:space="preserve"> Diagram obtained from</w:t>
+      </w:r>
+      <w:r>
+        <w:rPr>
+          <w:rFonts w:ascii="Times New Roman" w:hAnsi="Times New Roman" w:cs="Times New Roman"/>
+          <w:i w:val="0"/>
+          <w:iCs w:val="0"/>
+          <w:color w:val="auto"/>
+          <w:sz w:val="20"/>
+          <w:szCs w:val="20"/>
+        </w:rPr>
+        <w:t xml:space="preserve"> [2]</w:t>
+      </w:r>
+    </w:p>
+    <w:p>
+      <w:pPr>
+        <w:spacing w:line="360" w:lineRule="auto"/>
+      </w:pPr>
+    </w:p>
+    <w:p>
+      <w:pPr>
+        <w:pStyle w:val="MyNormal"/>
+        <w:jc w:val="center"/>
+      </w:pPr>
+      <w:r>
+        <w:rPr>
+          <w:noProof/>
+        </w:rPr>
+        <w:lastRenderedPageBreak/>
         <w:drawing>
-          <wp:inline distT="0" distB="0" distL="0" distR="0" wp14:anchorId="736C2483" wp14:editId="0AF7A454">
+          <wp:inline distT="0" distB="0" distL="0" distR="0" wp14:anchorId="4E0EA955" wp14:editId="2382F32E">
             <wp:extent cx="2887980" cy="2887980"/>
             <wp:effectExtent l="0" t="0" r="7620" b="7620"/>
             <wp:docPr id="737071" name="Picture 2" descr="excavator arm parts diagram"/>
@@ -1048,6 +1254,7 @@
     <w:p>
       <w:pPr>
         <w:pStyle w:val="Caption"/>
+        <w:spacing w:line="360" w:lineRule="auto"/>
         <w:jc w:val="center"/>
         <w:rPr>
           <w:rFonts w:ascii="Times New Roman" w:hAnsi="Times New Roman" w:cs="Times New Roman"/>
@@ -1145,92 +1352,107 @@
           <w:sz w:val="20"/>
           <w:szCs w:val="20"/>
         </w:rPr>
-        <w:t xml:space="preserve"> [3]</w:t>
-      </w:r>
-    </w:p>
-    <w:p>
-      <w:pPr>
-        <w:spacing w:line="360" w:lineRule="auto"/>
-        <w:rPr>
-          <w:rFonts w:ascii="Times New Roman" w:hAnsi="Times New Roman" w:cs="Times New Roman"/>
-          <w:b/>
-          <w:bCs/>
-        </w:rPr>
-      </w:pPr>
-      <w:r>
-        <w:br w:type="page"/>
+        <w:t xml:space="preserve"> </w:t>
+      </w:r>
+      <w:r>
+        <w:rPr>
+          <w:rFonts w:ascii="Times New Roman" w:hAnsi="Times New Roman" w:cs="Times New Roman"/>
+          <w:i w:val="0"/>
+          <w:iCs w:val="0"/>
+          <w:color w:val="auto"/>
+          <w:sz w:val="20"/>
+          <w:szCs w:val="20"/>
+        </w:rPr>
+        <w:t xml:space="preserve">Diagram obtained from </w:t>
+      </w:r>
+      <w:r>
+        <w:rPr>
+          <w:rFonts w:ascii="Times New Roman" w:hAnsi="Times New Roman" w:cs="Times New Roman"/>
+          <w:i w:val="0"/>
+          <w:iCs w:val="0"/>
+          <w:color w:val="auto"/>
+          <w:sz w:val="20"/>
+          <w:szCs w:val="20"/>
+        </w:rPr>
+        <w:t>[3]</w:t>
+      </w:r>
+    </w:p>
+    <w:p>
+      <w:pPr>
+        <w:pStyle w:val="MyNormal"/>
+        <w:jc w:val="center"/>
+      </w:pPr>
+    </w:p>
+    <w:p>
+      <w:pPr>
+        <w:pStyle w:val="MySubsubtitle"/>
+      </w:pPr>
+      <w:r>
+        <w:t>Concept Refinement</w:t>
+      </w:r>
+    </w:p>
+    <w:p>
+      <w:pPr>
+        <w:pStyle w:val="MySubsubtitle"/>
+      </w:pPr>
+      <w:r>
+        <w:t>Final Solution</w:t>
       </w:r>
     </w:p>
     <w:p>
       <w:pPr>
         <w:pStyle w:val="MySubtitle"/>
-        <w:spacing w:line="360" w:lineRule="auto"/>
-      </w:pPr>
-      <w:r>
-        <w:lastRenderedPageBreak/>
-        <w:t>Final Solution</w:t>
+      </w:pPr>
+      <w:r>
+        <w:t>Components and Hardware</w:t>
+      </w:r>
+      <w:r>
+        <w:t xml:space="preserve"> </w:t>
       </w:r>
     </w:p>
     <w:p>
       <w:pPr>
         <w:pStyle w:val="MySubtitle"/>
-        <w:spacing w:line="360" w:lineRule="auto"/>
-      </w:pPr>
-      <w:r>
-        <w:t>Components and Hardware</w:t>
-      </w:r>
-      <w:r>
-        <w:t xml:space="preserve"> </w:t>
+      </w:pPr>
+      <w:r>
+        <w:t>Manufacturing</w:t>
       </w:r>
     </w:p>
     <w:p>
       <w:pPr>
         <w:pStyle w:val="MySubtitle"/>
-        <w:spacing w:line="360" w:lineRule="auto"/>
-      </w:pPr>
-      <w:r>
-        <w:t>Manufacturing</w:t>
+      </w:pPr>
+      <w:r>
+        <w:t>Risk Management</w:t>
       </w:r>
     </w:p>
     <w:p>
       <w:pPr>
         <w:pStyle w:val="MySubtitle"/>
-        <w:spacing w:line="360" w:lineRule="auto"/>
-      </w:pPr>
-      <w:r>
-        <w:t>Risk Management</w:t>
+      </w:pPr>
+      <w:r>
+        <w:t>Testing and Evaluation</w:t>
       </w:r>
     </w:p>
     <w:p>
       <w:pPr>
         <w:pStyle w:val="MySubtitle"/>
-        <w:spacing w:line="360" w:lineRule="auto"/>
-      </w:pPr>
-      <w:r>
-        <w:t>Testing and Evaluation</w:t>
+      </w:pPr>
+      <w:r>
+        <w:t>Self-Reflection</w:t>
       </w:r>
     </w:p>
     <w:p>
       <w:pPr>
         <w:pStyle w:val="MySubtitle"/>
-        <w:spacing w:line="360" w:lineRule="auto"/>
-      </w:pPr>
-      <w:r>
-        <w:t>Self-Reflection</w:t>
+      </w:pPr>
+      <w:r>
+        <w:t>Conclusion</w:t>
       </w:r>
     </w:p>
     <w:p>
       <w:pPr>
         <w:pStyle w:val="MySubtitle"/>
-        <w:spacing w:line="360" w:lineRule="auto"/>
-      </w:pPr>
-      <w:r>
-        <w:t>Conclusion</w:t>
-      </w:r>
-    </w:p>
-    <w:p>
-      <w:pPr>
-        <w:pStyle w:val="MySubtitle"/>
       </w:pPr>
       <w:r>
         <w:t>Bibliography</w:t>
@@ -1241,13 +1463,7 @@
         <w:pStyle w:val="MyNormal"/>
       </w:pPr>
       <w:r>
-        <w:t>[1]</w:t>
-      </w:r>
-      <w:r>
-        <w:t xml:space="preserve"> </w:t>
-      </w:r>
-      <w:r>
-        <w:t xml:space="preserve">Engineers Australia, “39th Warman Design and Build Competition Rules,” Engineers Australia, 2026. </w:t>
+        <w:t xml:space="preserve">[1] Engineers Australia, “39th Warman Design and Build Competition Rules,” Engineers Australia, 2026. </w:t>
       </w:r>
       <w:r>
         <w:t>https://warmandesignandbuild.org.au/</w:t>
@@ -1263,32 +1479,20 @@
         <w:pStyle w:val="MyNormal"/>
       </w:pPr>
       <w:r>
-        <w:t>[2]</w:t>
-      </w:r>
-      <w:r>
-        <w:t xml:space="preserve"> </w:t>
-      </w:r>
-      <w:r>
-        <w:t>M. Fiedeń and J. Bałchanowski, “A Mobile Robot with Omnidirectional Tracks—Design and Experimental Research,” Applied Sciences, vol. 11, no. 24, p. 11778, Dec. 2021, doi: https://doi.org/10.3390/app112411778.</w:t>
-      </w:r>
-    </w:p>
-    <w:p>
-      <w:pPr>
-        <w:pStyle w:val="MyNormal"/>
-      </w:pPr>
-    </w:p>
-    <w:p>
-      <w:pPr>
-        <w:pStyle w:val="MyNormal"/>
-      </w:pPr>
-      <w:r>
-        <w:t>[3]</w:t>
-      </w:r>
-      <w:r>
-        <w:t xml:space="preserve"> </w:t>
-      </w:r>
-      <w:r>
-        <w:t>HR Parts, “How Does an Excavator Arm Work | Basic Details, Images, and Animated Diagram,” www.hrparts.com, Oct. 26, 2022. https://www.hrparts.com/blog/post/how-does-excavator-arm-work-diagram</w:t>
+        <w:t>[2] M. Fiedeń and J. Bałchanowski, “A Mobile Robot with Omnidirectional Tracks—Design and Experimental Research,” Applied Sciences, vol. 11, no. 24, p. 11778, Dec. 2021, doi: https://doi.org/10.3390/app112411778.</w:t>
+      </w:r>
+    </w:p>
+    <w:p>
+      <w:pPr>
+        <w:pStyle w:val="MyNormal"/>
+      </w:pPr>
+    </w:p>
+    <w:p>
+      <w:pPr>
+        <w:pStyle w:val="MyNormal"/>
+      </w:pPr>
+      <w:r>
+        <w:t>[3] HR Parts, “How Does an Excavator Arm Work | Basic Details, Images, and Animated Diagram,” www.hrparts.com, Oct. 26, 2022. https://www.hrparts.com/blog/post/how-does-excavator-arm-work-diagram</w:t>
       </w:r>
     </w:p>
     <w:p>
@@ -1892,7 +2096,6 @@
     <w:next w:val="Normal"/>
     <w:link w:val="Heading2Char"/>
     <w:uiPriority w:val="9"/>
-    <w:semiHidden/>
     <w:unhideWhenUsed/>
     <w:qFormat/>
     <w:rsid w:val="008F5242"/>
@@ -2067,6 +2270,7 @@
   <w:style w:type="character" w:default="1" w:styleId="DefaultParagraphFont">
     <w:name w:val="Default Paragraph Font"/>
     <w:uiPriority w:val="1"/>
+    <w:semiHidden/>
     <w:unhideWhenUsed/>
   </w:style>
   <w:style w:type="table" w:default="1" w:styleId="TableNormal">
@@ -2108,7 +2312,6 @@
     <w:basedOn w:val="DefaultParagraphFont"/>
     <w:link w:val="Heading2"/>
     <w:uiPriority w:val="9"/>
-    <w:semiHidden/>
     <w:rsid w:val="008F5242"/>
     <w:rPr>
       <w:rFonts w:asciiTheme="majorHAnsi" w:eastAsiaTheme="majorEastAsia" w:hAnsiTheme="majorHAnsi" w:cstheme="majorBidi"/>
@@ -2607,8 +2810,9 @@
     <w:basedOn w:val="Normal"/>
     <w:link w:val="MyTitleChar"/>
     <w:qFormat/>
-    <w:rsid w:val="008F6DAB"/>
+    <w:rsid w:val="003510BF"/>
     <w:pPr>
+      <w:spacing w:line="360" w:lineRule="auto"/>
       <w:jc w:val="both"/>
     </w:pPr>
     <w:rPr>
@@ -2623,7 +2827,7 @@
     <w:name w:val="My Title Char"/>
     <w:basedOn w:val="DefaultParagraphFont"/>
     <w:link w:val="MyTitle"/>
-    <w:rsid w:val="008F6DAB"/>
+    <w:rsid w:val="003510BF"/>
     <w:rPr>
       <w:rFonts w:ascii="Times New Roman" w:hAnsi="Times New Roman" w:cs="Times New Roman"/>
       <w:b/>
@@ -2635,28 +2839,31 @@
   <w:style w:type="paragraph" w:customStyle="1" w:styleId="MySubtitle">
     <w:name w:val="My Subtitle"/>
     <w:basedOn w:val="Normal"/>
-    <w:next w:val="MyNormal"/>
+    <w:next w:val="MySubsubtitle"/>
     <w:link w:val="MySubtitleChar"/>
     <w:qFormat/>
-    <w:rsid w:val="008F6DAB"/>
+    <w:rsid w:val="003510BF"/>
     <w:pPr>
+      <w:spacing w:line="360" w:lineRule="auto"/>
       <w:jc w:val="both"/>
     </w:pPr>
     <w:rPr>
       <w:rFonts w:ascii="Times New Roman" w:hAnsi="Times New Roman" w:cs="Times New Roman"/>
       <w:b/>
       <w:bCs/>
+      <w:sz w:val="32"/>
     </w:rPr>
   </w:style>
   <w:style w:type="character" w:customStyle="1" w:styleId="MySubtitleChar">
     <w:name w:val="My Subtitle Char"/>
     <w:basedOn w:val="DefaultParagraphFont"/>
     <w:link w:val="MySubtitle"/>
-    <w:rsid w:val="008F6DAB"/>
+    <w:rsid w:val="003510BF"/>
     <w:rPr>
       <w:rFonts w:ascii="Times New Roman" w:hAnsi="Times New Roman" w:cs="Times New Roman"/>
       <w:b/>
       <w:bCs/>
+      <w:sz w:val="32"/>
     </w:rPr>
   </w:style>
   <w:style w:type="paragraph" w:customStyle="1" w:styleId="MyNormal">
@@ -2664,7 +2871,11 @@
     <w:basedOn w:val="Normal"/>
     <w:link w:val="MyNormalChar"/>
     <w:qFormat/>
-    <w:rsid w:val="008F6DAB"/>
+    <w:rsid w:val="003510BF"/>
+    <w:pPr>
+      <w:spacing w:line="360" w:lineRule="auto"/>
+      <w:jc w:val="both"/>
+    </w:pPr>
     <w:rPr>
       <w:rFonts w:ascii="Times New Roman" w:hAnsi="Times New Roman" w:cs="Times New Roman"/>
       <w:bCs/>
@@ -2674,7 +2885,7 @@
     <w:name w:val="My Normal Char"/>
     <w:basedOn w:val="DefaultParagraphFont"/>
     <w:link w:val="MyNormal"/>
-    <w:rsid w:val="00E43C36"/>
+    <w:rsid w:val="003510BF"/>
     <w:rPr>
       <w:rFonts w:ascii="Times New Roman" w:hAnsi="Times New Roman" w:cs="Times New Roman"/>
       <w:bCs/>
@@ -2720,6 +2931,16 @@
     <w:rPr>
       <w:color w:val="605E5C"/>
       <w:shd w:val="clear" w:color="auto" w:fill="E1DFDD"/>
+    </w:rPr>
+  </w:style>
+  <w:style w:type="paragraph" w:customStyle="1" w:styleId="MySubsubtitle">
+    <w:name w:val="My Subsubtitle"/>
+    <w:basedOn w:val="MySubtitle"/>
+    <w:next w:val="MyNormal"/>
+    <w:qFormat/>
+    <w:rsid w:val="00DC6F2C"/>
+    <w:rPr>
+      <w:sz w:val="24"/>
     </w:rPr>
   </w:style>
 </w:styles>
